--- a/episodes/The_Dark_Rise_Episode_39.docx
+++ b/episodes/The_Dark_Rise_Episode_39.docx
@@ -175,7 +175,7 @@
           <w:sz w:val="24"/>
           <w:szCs w:val="24"/>
         </w:rPr>
-        <w:t xml:space="preserve">He left without pressing further, promising only, with a courtesy that felt more like a threat than any raised voice could have managed, that he would return once he had "a clearer invitation." Osadebe watched him walk back out of Idoro the same unhurried way he had walked in, and told Amara plainly that whatever this House actually wanted from the delta, it had nothing to do with soil worth digging and everything to do with the exact thing sleeping beneath the ak-pu roots.</w:t>
+        <w:t xml:space="preserve">He left without pressing further, promising only, with a courtesy that felt more like a threat than any raised voice could have managed, that he would return once he had "a clearer invitation." Osadebe watched him walk back out of Idoro the same unhurried way he had walked in, and told Amara plainly that whatever this House actually wanted from the delta, it had nothing to do with soil worth digging and everything to do with the exact thing sleeping beneath the iroko roots.</w:t>
       </w:r>
     </w:p>
     <w:p>
@@ -244,7 +244,7 @@
           <w:sz w:val="24"/>
           <w:szCs w:val="24"/>
         </w:rPr>
-        <w:t xml:space="preserve">Beneath the ak-pu roots, the entity had spent the day since the boy's defiance turning the single answering sound over without finding anywhere honest to set it down, until turning it over stopped being enough for the second time in as many weeks. If the presence beyond its borders had already chosen to speak once, on a night it had not been invited to, the entity decided it would rather be the one choosing the next time words passed between them.</w:t>
+        <w:t xml:space="preserve">Beneath the iroko roots, the entity had spent the day since the boy's defiance turning the single answering sound over without finding anywhere honest to set it down, until turning it over stopped being enough for the second time in as many weeks. If the presence beyond its borders had already chosen to speak once, on a night it had not been invited to, the entity decided it would rather be the one choosing the next time words passed between them.</w:t>
       </w:r>
     </w:p>
     <w:p>

--- a/episodes/The_Dark_Rise_Episode_39.docx
+++ b/episodes/The_Dark_Rise_Episode_39.docx
@@ -98,20 +98,7 @@
     </w:p>
     <w:p>
       <w:pPr>
-        <w:spacing w:after="0" w:line="360"/>
-      </w:pPr>
-      <w:r>
-        <w:rPr>
-          <w:rFonts w:ascii="Georgia" w:hAnsi="Georgia" w:cs="Georgia"/>
-          <w:sz w:val="24"/>
-          <w:szCs w:val="24"/>
-        </w:rPr>
-        <w:t xml:space="preserve"/>
-      </w:r>
-    </w:p>
-    <w:p>
-      <w:pPr>
-        <w:spacing w:after="60" w:line="360"/>
+        <w:spacing w:after="60" w:line="360" w:before="480"/>
         <w:ind w:firstLine="360"/>
       </w:pPr>
       <w:r>
@@ -139,20 +126,7 @@
     </w:p>
     <w:p>
       <w:pPr>
-        <w:spacing w:after="0" w:line="360"/>
-      </w:pPr>
-      <w:r>
-        <w:rPr>
-          <w:rFonts w:ascii="Georgia" w:hAnsi="Georgia" w:cs="Georgia"/>
-          <w:sz w:val="24"/>
-          <w:szCs w:val="24"/>
-        </w:rPr>
-        <w:t xml:space="preserve"/>
-      </w:r>
-    </w:p>
-    <w:p>
-      <w:pPr>
-        <w:spacing w:after="60" w:line="360"/>
+        <w:spacing w:after="60" w:line="360" w:before="480"/>
         <w:ind w:firstLine="360"/>
       </w:pPr>
       <w:r>
@@ -222,20 +196,7 @@
     </w:p>
     <w:p>
       <w:pPr>
-        <w:spacing w:after="0" w:line="360"/>
-      </w:pPr>
-      <w:r>
-        <w:rPr>
-          <w:rFonts w:ascii="Georgia" w:hAnsi="Georgia" w:cs="Georgia"/>
-          <w:sz w:val="24"/>
-          <w:szCs w:val="24"/>
-        </w:rPr>
-        <w:t xml:space="preserve"/>
-      </w:r>
-    </w:p>
-    <w:p>
-      <w:pPr>
-        <w:spacing w:after="60" w:line="360"/>
+        <w:spacing w:after="60" w:line="360" w:before="480"/>
         <w:ind w:firstLine="360"/>
       </w:pPr>
       <w:r>
@@ -263,20 +224,7 @@
     </w:p>
     <w:p>
       <w:pPr>
-        <w:spacing w:after="0" w:line="360"/>
-      </w:pPr>
-      <w:r>
-        <w:rPr>
-          <w:rFonts w:ascii="Georgia" w:hAnsi="Georgia" w:cs="Georgia"/>
-          <w:sz w:val="24"/>
-          <w:szCs w:val="24"/>
-        </w:rPr>
-        <w:t xml:space="preserve"/>
-      </w:r>
-    </w:p>
-    <w:p>
-      <w:pPr>
-        <w:spacing w:after="60" w:line="360"/>
+        <w:spacing w:after="60" w:line="360" w:before="480"/>
         <w:ind w:firstLine="360"/>
       </w:pPr>
       <w:r>
@@ -341,7 +289,23 @@
           <w:sz w:val="24"/>
           <w:szCs w:val="24"/>
         </w:rPr>
-        <w:t xml:space="preserve">VESSEL: EXISTENCE OF A SECOND, PREEXISTING CLAIM CONFIRMED BY DIRECT CONTACT. NATURE, ORIGIN, AND INTENT OF SECOND CLAIM UNKNOWN. ENTITY'S ASSUMED EXCLUSIVITY OVER VESSEL INVALIDATED.</w:t>
+        <w:t xml:space="preserve">In Oso, the cold voice struck a line through its oldest assumption.</w:t>
+      </w:r>
+    </w:p>
+    <w:p>
+      <w:pPr>
+        <w:spacing w:after="120" w:line="360"/>
+      </w:pPr>
+      <w:r>
+        <w:rPr>
+          <w:rFonts w:ascii="Georgia" w:hAnsi="Georgia" w:cs="Georgia"/>
+          <w:sz w:val="24"/>
+          <w:szCs w:val="24"/>
+          <w:b/>
+          <w:bCs/>
+          <w:caps/>
+        </w:rPr>
+        <w:t xml:space="preserve">Vessel: existence of a second, preexisting claim confirmed by direct contact. Nature, origin, and intent of second claim unknown. Entity's assumed exclusivity over vessel invalidated.</w:t>
       </w:r>
     </w:p>
     <w:p>
@@ -398,19 +362,6 @@
           <w:szCs w:val="24"/>
         </w:rPr>
         <w:t xml:space="preserve">The boy slept on, arranging some private, dreaming order among his stones, entirely unaware that in the space of a single day, two separate and much older powers had each, in their own careful way, decided he was worth reaching for before the other one could.</w:t>
-      </w:r>
-    </w:p>
-    <w:p>
-      <w:pPr>
-        <w:spacing w:after="0" w:line="360"/>
-      </w:pPr>
-      <w:r>
-        <w:rPr>
-          <w:rFonts w:ascii="Georgia" w:hAnsi="Georgia" w:cs="Georgia"/>
-          <w:sz w:val="24"/>
-          <w:szCs w:val="24"/>
-        </w:rPr>
-        <w:t xml:space="preserve"/>
       </w:r>
     </w:p>
     <w:sectPr>
